--- a/Module13/eedelste4_sc13.docx
+++ b/Module13/eedelste4_sc13.docx
@@ -365,7 +365,7 @@
           </mc:Choice>
           <mc:Fallback>
             <w:pict>
-              <v:shapetype w14:anchorId="2179AEDA" id="_x0000_t75" coordsize="21600,21600" o:spt="75" o:preferrelative="t" path="m@4@5l@4@11@9@11@9@5xe" filled="f" stroked="f">
+              <v:shapetype w14:anchorId="51A9EA83" id="_x0000_t75" coordsize="21600,21600" o:spt="75" o:preferrelative="t" path="m@4@5l@4@11@9@11@9@5xe" filled="f" stroked="f">
                 <v:stroke joinstyle="miter"/>
                 <v:formulas>
                   <v:f eqn="if lineDrawn pixelLineWidth 0"/>
@@ -436,7 +436,7 @@
           </mc:Choice>
           <mc:Fallback>
             <w:pict>
-              <v:shape w14:anchorId="2420CA53" id="Ink 9" o:spid="_x0000_s1026" type="#_x0000_t75" style="position:absolute;margin-left:134.6pt;margin-top:91.5pt;width:21.7pt;height:14.75pt;z-index:251664384;visibility:visible;mso-wrap-style:square;mso-width-percent:0;mso-height-percent:0;mso-wrap-distance-left:9pt;mso-wrap-distance-top:0;mso-wrap-distance-right:9pt;mso-wrap-distance-bottom:0;mso-position-horizontal:absolute;mso-position-horizontal-relative:text;mso-position-vertical:absolute;mso-position-vertical-relative:text;mso-width-percent:0;mso-height-percent:0;mso-width-relative:margin;mso-height-relative:margin" o:gfxdata="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">
+              <v:shape w14:anchorId="24325863" id="Ink 9" o:spid="_x0000_s1026" type="#_x0000_t75" style="position:absolute;margin-left:134.6pt;margin-top:91.5pt;width:21.7pt;height:14.75pt;z-index:251664384;visibility:visible;mso-wrap-style:square;mso-width-percent:0;mso-height-percent:0;mso-wrap-distance-left:9pt;mso-wrap-distance-top:0;mso-wrap-distance-right:9pt;mso-wrap-distance-bottom:0;mso-position-horizontal:absolute;mso-position-horizontal-relative:text;mso-position-vertical:absolute;mso-position-vertical-relative:text;mso-width-percent:0;mso-height-percent:0;mso-width-relative:margin;mso-height-relative:margin" o:gfxdata="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">
                 <v:imagedata r:id="rId10" o:title=""/>
               </v:shape>
             </w:pict>
@@ -482,7 +482,7 @@
           </mc:Choice>
           <mc:Fallback>
             <w:pict>
-              <v:shape w14:anchorId="01E9B493" id="Ink 8" o:spid="_x0000_s1026" type="#_x0000_t75" style="position:absolute;margin-left:140.65pt;margin-top:19.85pt;width:15.65pt;height:14.2pt;z-index:251663360;visibility:visible;mso-wrap-style:square;mso-wrap-distance-left:9pt;mso-wrap-distance-top:0;mso-wrap-distance-right:9pt;mso-wrap-distance-bottom:0;mso-position-horizontal:absolute;mso-position-horizontal-relative:text;mso-position-vertical:absolute;mso-position-vertical-relative:text" o:gfxdata="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">
+              <v:shape w14:anchorId="6BFA7CBF" id="Ink 8" o:spid="_x0000_s1026" type="#_x0000_t75" style="position:absolute;margin-left:140.65pt;margin-top:19.85pt;width:15.65pt;height:14.2pt;z-index:251663360;visibility:visible;mso-wrap-style:square;mso-wrap-distance-left:9pt;mso-wrap-distance-top:0;mso-wrap-distance-right:9pt;mso-wrap-distance-bottom:0;mso-position-horizontal:absolute;mso-position-horizontal-relative:text;mso-position-vertical:absolute;mso-position-vertical-relative:text" o:gfxdata="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">
                 <v:imagedata r:id="rId12" o:title=""/>
               </v:shape>
             </w:pict>
@@ -534,7 +534,7 @@
           </mc:Choice>
           <mc:Fallback>
             <w:pict>
-              <v:shape w14:anchorId="52FC59F1" id="Ink 16" o:spid="_x0000_s1026" type="#_x0000_t75" style="position:absolute;margin-left:272.8pt;margin-top:59.2pt;width:9.55pt;height:18.2pt;z-index:251671552;visibility:visible;mso-wrap-style:square;mso-width-percent:0;mso-height-percent:0;mso-wrap-distance-left:9pt;mso-wrap-distance-top:0;mso-wrap-distance-right:9pt;mso-wrap-distance-bottom:0;mso-position-horizontal:absolute;mso-position-horizontal-relative:text;mso-position-vertical:absolute;mso-position-vertical-relative:text;mso-width-percent:0;mso-height-percent:0;mso-width-relative:margin;mso-height-relative:margin" o:gfxdata="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">
+              <v:shape w14:anchorId="2E5B60BA" id="Ink 16" o:spid="_x0000_s1026" type="#_x0000_t75" style="position:absolute;margin-left:272.8pt;margin-top:59.2pt;width:9.55pt;height:18.2pt;z-index:251671552;visibility:visible;mso-wrap-style:square;mso-width-percent:0;mso-height-percent:0;mso-wrap-distance-left:9pt;mso-wrap-distance-top:0;mso-wrap-distance-right:9pt;mso-wrap-distance-bottom:0;mso-position-horizontal:absolute;mso-position-horizontal-relative:text;mso-position-vertical:absolute;mso-position-vertical-relative:text;mso-width-percent:0;mso-height-percent:0;mso-width-relative:margin;mso-height-relative:margin" o:gfxdata="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">
                 <v:imagedata r:id="rId14" o:title=""/>
               </v:shape>
             </w:pict>
@@ -580,7 +580,7 @@
           </mc:Choice>
           <mc:Fallback>
             <w:pict>
-              <v:shape w14:anchorId="79368CF6" id="Ink 10" o:spid="_x0000_s1026" type="#_x0000_t75" style="position:absolute;margin-left:139.2pt;margin-top:157.2pt;width:16.9pt;height:11.65pt;z-index:251665408;visibility:visible;mso-wrap-style:square;mso-wrap-distance-left:9pt;mso-wrap-distance-top:0;mso-wrap-distance-right:9pt;mso-wrap-distance-bottom:0;mso-position-horizontal:absolute;mso-position-horizontal-relative:text;mso-position-vertical:absolute;mso-position-vertical-relative:text" o:gfxdata="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">
+              <v:shape w14:anchorId="7F71B60A" id="Ink 10" o:spid="_x0000_s1026" type="#_x0000_t75" style="position:absolute;margin-left:139.2pt;margin-top:157.2pt;width:16.9pt;height:11.65pt;z-index:251665408;visibility:visible;mso-wrap-style:square;mso-wrap-distance-left:9pt;mso-wrap-distance-top:0;mso-wrap-distance-right:9pt;mso-wrap-distance-bottom:0;mso-position-horizontal:absolute;mso-position-horizontal-relative:text;mso-position-vertical:absolute;mso-position-vertical-relative:text" o:gfxdata="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">
                 <v:imagedata r:id="rId16" o:title=""/>
               </v:shape>
             </w:pict>
@@ -1651,6 +1651,9 @@
         </w:tc>
       </w:tr>
       <w:tr>
+        <w:trPr>
+          <w:trHeight w:val="557"/>
+        </w:trPr>
         <w:tc>
           <w:tcPr>
             <w:cnfStyle w:val="001000000000" w:firstRow="0" w:lastRow="0" w:firstColumn="1" w:lastColumn="0" w:oddVBand="0" w:evenVBand="0" w:oddHBand="0" w:evenHBand="0" w:firstRowFirstColumn="0" w:firstRowLastColumn="0" w:lastRowFirstColumn="0" w:lastRowLastColumn="0"/>
@@ -2123,7 +2126,55 @@
                 <w:sz w:val="20"/>
                 <w:szCs w:val="20"/>
               </w:rPr>
-              <w:t>0.544 * (1 -0.554) * (1-0.554) = 0.108</w:t>
+              <w:t>0.544 * (1 -</w:t>
+            </w:r>
+            <w:r>
+              <w:rPr>
+                <w:rFonts w:asciiTheme="minorHAnsi" w:hAnsiTheme="minorHAnsi"/>
+                <w:sz w:val="20"/>
+                <w:szCs w:val="20"/>
+              </w:rPr>
+              <w:t xml:space="preserve"> </w:t>
+            </w:r>
+            <w:r>
+              <w:rPr>
+                <w:rFonts w:asciiTheme="minorHAnsi" w:hAnsiTheme="minorHAnsi"/>
+                <w:sz w:val="20"/>
+                <w:szCs w:val="20"/>
+              </w:rPr>
+              <w:t>0.554) * (1</w:t>
+            </w:r>
+            <w:r>
+              <w:rPr>
+                <w:rFonts w:asciiTheme="minorHAnsi" w:hAnsiTheme="minorHAnsi"/>
+                <w:sz w:val="20"/>
+                <w:szCs w:val="20"/>
+              </w:rPr>
+              <w:t xml:space="preserve"> </w:t>
+            </w:r>
+            <w:r>
+              <w:rPr>
+                <w:rFonts w:asciiTheme="minorHAnsi" w:hAnsiTheme="minorHAnsi"/>
+                <w:sz w:val="20"/>
+                <w:szCs w:val="20"/>
+              </w:rPr>
+              <w:t>-</w:t>
+            </w:r>
+            <w:r>
+              <w:rPr>
+                <w:rFonts w:asciiTheme="minorHAnsi" w:hAnsiTheme="minorHAnsi"/>
+                <w:sz w:val="20"/>
+                <w:szCs w:val="20"/>
+              </w:rPr>
+              <w:t xml:space="preserve"> </w:t>
+            </w:r>
+            <w:r>
+              <w:rPr>
+                <w:rFonts w:asciiTheme="minorHAnsi" w:hAnsiTheme="minorHAnsi"/>
+                <w:sz w:val="20"/>
+                <w:szCs w:val="20"/>
+              </w:rPr>
+              <w:t>0.554) = 0.108</w:t>
             </w:r>
           </w:p>
           <w:p>

--- a/Module13/eedelste4_sc13.docx
+++ b/Module13/eedelste4_sc13.docx
@@ -70,7 +70,7 @@
                     </pic:cNvPicPr>
                   </pic:nvPicPr>
                   <pic:blipFill>
-                    <a:blip r:embed="rId4" cstate="print">
+                    <a:blip r:embed="rId5" cstate="print">
                       <a:extLst>
                         <a:ext uri="{28A0092B-C50C-407E-A947-70E740481C1C}">
                           <a14:useLocalDpi xmlns:a14="http://schemas.microsoft.com/office/drawing/2010/main" val="0"/>
@@ -224,7 +224,7 @@
                     </pic:cNvPicPr>
                   </pic:nvPicPr>
                   <pic:blipFill>
-                    <a:blip r:embed="rId5" cstate="print">
+                    <a:blip r:embed="rId6" cstate="print">
                       <a:extLst>
                         <a:ext uri="{28A0092B-C50C-407E-A947-70E740481C1C}">
                           <a14:useLocalDpi xmlns:a14="http://schemas.microsoft.com/office/drawing/2010/main" val="0"/>
@@ -286,7 +286,7 @@
                     </pic:cNvPicPr>
                   </pic:nvPicPr>
                   <pic:blipFill>
-                    <a:blip r:embed="rId6" cstate="print">
+                    <a:blip r:embed="rId7" cstate="print">
                       <a:extLst>
                         <a:ext uri="{28A0092B-C50C-407E-A947-70E740481C1C}">
                           <a14:useLocalDpi xmlns:a14="http://schemas.microsoft.com/office/drawing/2010/main" val="0"/>
@@ -349,7 +349,7 @@
                 <wp:cNvGraphicFramePr/>
                 <a:graphic xmlns:a="http://schemas.openxmlformats.org/drawingml/2006/main">
                   <a:graphicData uri="http://schemas.microsoft.com/office/word/2010/wordprocessingInk">
-                    <w14:contentPart bwMode="auto" r:id="rId7">
+                    <w14:contentPart bwMode="auto" r:id="rId8">
                       <w14:nvContentPartPr>
                         <w14:cNvContentPartPr/>
                       </w14:nvContentPartPr>
@@ -365,7 +365,7 @@
           </mc:Choice>
           <mc:Fallback>
             <w:pict>
-              <v:shapetype w14:anchorId="51A9EA83" id="_x0000_t75" coordsize="21600,21600" o:spt="75" o:preferrelative="t" path="m@4@5l@4@11@9@11@9@5xe" filled="f" stroked="f">
+              <v:shapetype w14:anchorId="75B813F3" id="_x0000_t75" coordsize="21600,21600" o:spt="75" o:preferrelative="t" path="m@4@5l@4@11@9@11@9@5xe" filled="f" stroked="f">
                 <v:stroke joinstyle="miter"/>
                 <v:formulas>
                   <v:f eqn="if lineDrawn pixelLineWidth 0"/>
@@ -385,7 +385,7 @@
                 <o:lock v:ext="edit" aspectratio="t"/>
               </v:shapetype>
               <v:shape id="Ink 24" o:spid="_x0000_s1026" type="#_x0000_t75" style="position:absolute;margin-left:267.35pt;margin-top:127.25pt;width:24.2pt;height:15.1pt;z-index:251674624;visibility:visible;mso-wrap-style:square;mso-wrap-distance-left:9pt;mso-wrap-distance-top:0;mso-wrap-distance-right:9pt;mso-wrap-distance-bottom:0;mso-position-horizontal:absolute;mso-position-horizontal-relative:text;mso-position-vertical:absolute;mso-position-vertical-relative:text" o:gfxdata="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">
-                <v:imagedata r:id="rId8" o:title=""/>
+                <v:imagedata r:id="rId9" o:title=""/>
               </v:shape>
             </w:pict>
           </mc:Fallback>
@@ -414,7 +414,7 @@
                 <wp:cNvGraphicFramePr/>
                 <a:graphic xmlns:a="http://schemas.openxmlformats.org/drawingml/2006/main">
                   <a:graphicData uri="http://schemas.microsoft.com/office/word/2010/wordprocessingInk">
-                    <w14:contentPart bwMode="auto" r:id="rId9">
+                    <w14:contentPart bwMode="auto" r:id="rId10">
                       <w14:nvContentPartPr>
                         <w14:cNvContentPartPr/>
                       </w14:nvContentPartPr>
@@ -436,8 +436,8 @@
           </mc:Choice>
           <mc:Fallback>
             <w:pict>
-              <v:shape w14:anchorId="24325863" id="Ink 9" o:spid="_x0000_s1026" type="#_x0000_t75" style="position:absolute;margin-left:134.6pt;margin-top:91.5pt;width:21.7pt;height:14.75pt;z-index:251664384;visibility:visible;mso-wrap-style:square;mso-width-percent:0;mso-height-percent:0;mso-wrap-distance-left:9pt;mso-wrap-distance-top:0;mso-wrap-distance-right:9pt;mso-wrap-distance-bottom:0;mso-position-horizontal:absolute;mso-position-horizontal-relative:text;mso-position-vertical:absolute;mso-position-vertical-relative:text;mso-width-percent:0;mso-height-percent:0;mso-width-relative:margin;mso-height-relative:margin" o:gfxdata="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">
-                <v:imagedata r:id="rId10" o:title=""/>
+              <v:shape w14:anchorId="179D3CB1" id="Ink 9" o:spid="_x0000_s1026" type="#_x0000_t75" style="position:absolute;margin-left:134.6pt;margin-top:91.5pt;width:21.7pt;height:14.75pt;z-index:251664384;visibility:visible;mso-wrap-style:square;mso-width-percent:0;mso-height-percent:0;mso-wrap-distance-left:9pt;mso-wrap-distance-top:0;mso-wrap-distance-right:9pt;mso-wrap-distance-bottom:0;mso-position-horizontal:absolute;mso-position-horizontal-relative:text;mso-position-vertical:absolute;mso-position-vertical-relative:text;mso-width-percent:0;mso-height-percent:0;mso-width-relative:margin;mso-height-relative:margin" o:gfxdata="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">
+                <v:imagedata r:id="rId11" o:title=""/>
               </v:shape>
             </w:pict>
           </mc:Fallback>
@@ -466,7 +466,7 @@
                 <wp:cNvGraphicFramePr/>
                 <a:graphic xmlns:a="http://schemas.openxmlformats.org/drawingml/2006/main">
                   <a:graphicData uri="http://schemas.microsoft.com/office/word/2010/wordprocessingInk">
-                    <w14:contentPart bwMode="auto" r:id="rId11">
+                    <w14:contentPart bwMode="auto" r:id="rId12">
                       <w14:nvContentPartPr>
                         <w14:cNvContentPartPr/>
                       </w14:nvContentPartPr>
@@ -482,8 +482,8 @@
           </mc:Choice>
           <mc:Fallback>
             <w:pict>
-              <v:shape w14:anchorId="6BFA7CBF" id="Ink 8" o:spid="_x0000_s1026" type="#_x0000_t75" style="position:absolute;margin-left:140.65pt;margin-top:19.85pt;width:15.65pt;height:14.2pt;z-index:251663360;visibility:visible;mso-wrap-style:square;mso-wrap-distance-left:9pt;mso-wrap-distance-top:0;mso-wrap-distance-right:9pt;mso-wrap-distance-bottom:0;mso-position-horizontal:absolute;mso-position-horizontal-relative:text;mso-position-vertical:absolute;mso-position-vertical-relative:text" o:gfxdata="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">
-                <v:imagedata r:id="rId12" o:title=""/>
+              <v:shape w14:anchorId="26BA80C7" id="Ink 8" o:spid="_x0000_s1026" type="#_x0000_t75" style="position:absolute;margin-left:140.65pt;margin-top:19.85pt;width:15.65pt;height:14.2pt;z-index:251663360;visibility:visible;mso-wrap-style:square;mso-wrap-distance-left:9pt;mso-wrap-distance-top:0;mso-wrap-distance-right:9pt;mso-wrap-distance-bottom:0;mso-position-horizontal:absolute;mso-position-horizontal-relative:text;mso-position-vertical:absolute;mso-position-vertical-relative:text" o:gfxdata="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">
+                <v:imagedata r:id="rId13" o:title=""/>
               </v:shape>
             </w:pict>
           </mc:Fallback>
@@ -512,7 +512,7 @@
                 <wp:cNvGraphicFramePr/>
                 <a:graphic xmlns:a="http://schemas.openxmlformats.org/drawingml/2006/main">
                   <a:graphicData uri="http://schemas.microsoft.com/office/word/2010/wordprocessingInk">
-                    <w14:contentPart bwMode="auto" r:id="rId13">
+                    <w14:contentPart bwMode="auto" r:id="rId14">
                       <w14:nvContentPartPr>
                         <w14:cNvContentPartPr/>
                       </w14:nvContentPartPr>
@@ -534,8 +534,8 @@
           </mc:Choice>
           <mc:Fallback>
             <w:pict>
-              <v:shape w14:anchorId="2E5B60BA" id="Ink 16" o:spid="_x0000_s1026" type="#_x0000_t75" style="position:absolute;margin-left:272.8pt;margin-top:59.2pt;width:9.55pt;height:18.2pt;z-index:251671552;visibility:visible;mso-wrap-style:square;mso-width-percent:0;mso-height-percent:0;mso-wrap-distance-left:9pt;mso-wrap-distance-top:0;mso-wrap-distance-right:9pt;mso-wrap-distance-bottom:0;mso-position-horizontal:absolute;mso-position-horizontal-relative:text;mso-position-vertical:absolute;mso-position-vertical-relative:text;mso-width-percent:0;mso-height-percent:0;mso-width-relative:margin;mso-height-relative:margin" o:gfxdata="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">
-                <v:imagedata r:id="rId14" o:title=""/>
+              <v:shape w14:anchorId="4B9DE814" id="Ink 16" o:spid="_x0000_s1026" type="#_x0000_t75" style="position:absolute;margin-left:272.8pt;margin-top:59.2pt;width:9.55pt;height:18.2pt;z-index:251671552;visibility:visible;mso-wrap-style:square;mso-width-percent:0;mso-height-percent:0;mso-wrap-distance-left:9pt;mso-wrap-distance-top:0;mso-wrap-distance-right:9pt;mso-wrap-distance-bottom:0;mso-position-horizontal:absolute;mso-position-horizontal-relative:text;mso-position-vertical:absolute;mso-position-vertical-relative:text;mso-width-percent:0;mso-height-percent:0;mso-width-relative:margin;mso-height-relative:margin" o:gfxdata="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">
+                <v:imagedata r:id="rId15" o:title=""/>
               </v:shape>
             </w:pict>
           </mc:Fallback>
@@ -564,7 +564,7 @@
                 <wp:cNvGraphicFramePr/>
                 <a:graphic xmlns:a="http://schemas.openxmlformats.org/drawingml/2006/main">
                   <a:graphicData uri="http://schemas.microsoft.com/office/word/2010/wordprocessingInk">
-                    <w14:contentPart bwMode="auto" r:id="rId15">
+                    <w14:contentPart bwMode="auto" r:id="rId16">
                       <w14:nvContentPartPr>
                         <w14:cNvContentPartPr/>
                       </w14:nvContentPartPr>
@@ -580,8 +580,8 @@
           </mc:Choice>
           <mc:Fallback>
             <w:pict>
-              <v:shape w14:anchorId="7F71B60A" id="Ink 10" o:spid="_x0000_s1026" type="#_x0000_t75" style="position:absolute;margin-left:139.2pt;margin-top:157.2pt;width:16.9pt;height:11.65pt;z-index:251665408;visibility:visible;mso-wrap-style:square;mso-wrap-distance-left:9pt;mso-wrap-distance-top:0;mso-wrap-distance-right:9pt;mso-wrap-distance-bottom:0;mso-position-horizontal:absolute;mso-position-horizontal-relative:text;mso-position-vertical:absolute;mso-position-vertical-relative:text" o:gfxdata="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">
-                <v:imagedata r:id="rId16" o:title=""/>
+              <v:shape w14:anchorId="6387AE82" id="Ink 10" o:spid="_x0000_s1026" type="#_x0000_t75" style="position:absolute;margin-left:139.2pt;margin-top:157.2pt;width:16.9pt;height:11.65pt;z-index:251665408;visibility:visible;mso-wrap-style:square;mso-wrap-distance-left:9pt;mso-wrap-distance-top:0;mso-wrap-distance-right:9pt;mso-wrap-distance-bottom:0;mso-position-horizontal:absolute;mso-position-horizontal-relative:text;mso-position-vertical:absolute;mso-position-vertical-relative:text" o:gfxdata="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">
+                <v:imagedata r:id="rId17" o:title=""/>
               </v:shape>
             </w:pict>
           </mc:Fallback>
@@ -604,7 +604,7 @@
                     <pic:cNvPicPr/>
                   </pic:nvPicPr>
                   <pic:blipFill>
-                    <a:blip r:embed="rId17"/>
+                    <a:blip r:embed="rId18"/>
                     <a:stretch>
                       <a:fillRect/>
                     </a:stretch>
@@ -638,7 +638,13 @@
     </w:p>
     <w:p>
       <w:r>
-        <w:t>Z =bias + w1 * x1 + w2 * x2</w:t>
+        <w:t>Z =</w:t>
+      </w:r>
+      <w:r>
+        <w:t xml:space="preserve"> </w:t>
+      </w:r>
+      <w:r>
+        <w:t>bias + w1 * x1 + w2 * x2</w:t>
       </w:r>
     </w:p>
     <w:p>
@@ -3425,7 +3431,7 @@
                                           <pic:cNvPicPr/>
                                         </pic:nvPicPr>
                                         <pic:blipFill>
-                                          <a:blip r:embed="rId18"/>
+                                          <a:blip r:embed="rId19"/>
                                           <a:stretch>
                                             <a:fillRect/>
                                           </a:stretch>
@@ -3504,7 +3510,7 @@
                                     <pic:cNvPicPr/>
                                   </pic:nvPicPr>
                                   <pic:blipFill>
-                                    <a:blip r:embed="rId18"/>
+                                    <a:blip r:embed="rId19"/>
                                     <a:stretch>
                                       <a:fillRect/>
                                     </a:stretch>
@@ -3619,7 +3625,7 @@
                                           <pic:cNvPicPr/>
                                         </pic:nvPicPr>
                                         <pic:blipFill>
-                                          <a:blip r:embed="rId18"/>
+                                          <a:blip r:embed="rId19"/>
                                           <a:stretch>
                                             <a:fillRect/>
                                           </a:stretch>
@@ -3698,7 +3704,7 @@
                                     <pic:cNvPicPr/>
                                   </pic:nvPicPr>
                                   <pic:blipFill>
-                                    <a:blip r:embed="rId18"/>
+                                    <a:blip r:embed="rId19"/>
                                     <a:stretch>
                                       <a:fillRect/>
                                     </a:stretch>
@@ -3925,7 +3931,7 @@
                                           <pic:cNvPicPr/>
                                         </pic:nvPicPr>
                                         <pic:blipFill>
-                                          <a:blip r:embed="rId19"/>
+                                          <a:blip r:embed="rId20"/>
                                           <a:stretch>
                                             <a:fillRect/>
                                           </a:stretch>
@@ -4004,7 +4010,7 @@
                                     <pic:cNvPicPr/>
                                   </pic:nvPicPr>
                                   <pic:blipFill>
-                                    <a:blip r:embed="rId19"/>
+                                    <a:blip r:embed="rId20"/>
                                     <a:stretch>
                                       <a:fillRect/>
                                     </a:stretch>
@@ -4119,7 +4125,7 @@
                                           <pic:cNvPicPr/>
                                         </pic:nvPicPr>
                                         <pic:blipFill>
-                                          <a:blip r:embed="rId19"/>
+                                          <a:blip r:embed="rId20"/>
                                           <a:stretch>
                                             <a:fillRect/>
                                           </a:stretch>
@@ -4198,7 +4204,7 @@
                                     <pic:cNvPicPr/>
                                   </pic:nvPicPr>
                                   <pic:blipFill>
-                                    <a:blip r:embed="rId19"/>
+                                    <a:blip r:embed="rId20"/>
                                     <a:stretch>
                                       <a:fillRect/>
                                     </a:stretch>
@@ -4313,7 +4319,7 @@
                                           <pic:cNvPicPr/>
                                         </pic:nvPicPr>
                                         <pic:blipFill>
-                                          <a:blip r:embed="rId19"/>
+                                          <a:blip r:embed="rId20"/>
                                           <a:stretch>
                                             <a:fillRect/>
                                           </a:stretch>
@@ -4392,7 +4398,7 @@
                                     <pic:cNvPicPr/>
                                   </pic:nvPicPr>
                                   <pic:blipFill>
-                                    <a:blip r:embed="rId19"/>
+                                    <a:blip r:embed="rId20"/>
                                     <a:stretch>
                                       <a:fillRect/>
                                     </a:stretch>
@@ -4507,7 +4513,7 @@
                                           <pic:cNvPicPr/>
                                         </pic:nvPicPr>
                                         <pic:blipFill>
-                                          <a:blip r:embed="rId19"/>
+                                          <a:blip r:embed="rId20"/>
                                           <a:stretch>
                                             <a:fillRect/>
                                           </a:stretch>
@@ -4586,7 +4592,7 @@
                                     <pic:cNvPicPr/>
                                   </pic:nvPicPr>
                                   <pic:blipFill>
-                                    <a:blip r:embed="rId19"/>
+                                    <a:blip r:embed="rId20"/>
                                     <a:stretch>
                                       <a:fillRect/>
                                     </a:stretch>
@@ -4967,7 +4973,7 @@
                     <pic:cNvPicPr/>
                   </pic:nvPicPr>
                   <pic:blipFill>
-                    <a:blip r:embed="rId17"/>
+                    <a:blip r:embed="rId18"/>
                     <a:stretch>
                       <a:fillRect/>
                     </a:stretch>
@@ -5946,7 +5952,11 @@
       </w:tr>
     </w:tbl>
     <w:p/>
-    <w:p/>
+    <w:p>
+      <w:r>
+        <w:t xml:space="preserve"> </w:t>
+      </w:r>
+    </w:p>
     <w:sectPr>
       <w:pgSz w:w="12240" w:h="15840"/>
       <w:pgMar w:top="1440" w:right="1440" w:bottom="1440" w:left="1440" w:header="720" w:footer="720" w:gutter="0"/>
@@ -5955,6 +5965,103 @@
     </w:sectPr>
   </w:body>
 </w:document>
+</file>
+
+<file path=word/numbering.xml><?xml version="1.0" encoding="utf-8"?>
+<w:numbering xmlns:wpc="http://schemas.microsoft.com/office/word/2010/wordprocessingCanvas" xmlns:cx="http://schemas.microsoft.com/office/drawing/2014/chartex" xmlns:cx1="http://schemas.microsoft.com/office/drawing/2015/9/8/chartex" xmlns:cx2="http://schemas.microsoft.com/office/drawing/2015/10/21/chartex" xmlns:cx3="http://schemas.microsoft.com/office/drawing/2016/5/9/chartex" xmlns:cx4="http://schemas.microsoft.com/office/drawing/2016/5/10/chartex" xmlns:cx5="http://schemas.microsoft.com/office/drawing/2016/5/11/chartex" xmlns:cx6="http://schemas.microsoft.com/office/drawing/2016/5/12/chartex" xmlns:cx7="http://schemas.microsoft.com/office/drawing/2016/5/13/chartex" xmlns:cx8="http://schemas.microsoft.com/office/drawing/2016/5/14/chartex" xmlns:mc="http://schemas.openxmlformats.org/markup-compatibility/2006" xmlns:aink="http://schemas.microsoft.com/office/drawing/2016/ink" xmlns:am3d="http://schemas.microsoft.com/office/drawing/2017/model3d" xmlns:o="urn:schemas-microsoft-com:office:office" xmlns:oel="http://schemas.microsoft.com/office/2019/extlst" xmlns:r="http://schemas.openxmlformats.org/officeDocument/2006/relationships" xmlns:m="http://schemas.openxmlformats.org/officeDocument/2006/math" xmlns:v="urn:schemas-microsoft-com:vml" xmlns:wp14="http://schemas.microsoft.com/office/word/2010/wordprocessingDrawing" xmlns:wp="http://schemas.openxmlformats.org/drawingml/2006/wordprocessingDrawing" xmlns:w10="urn:schemas-microsoft-com:office:word" xmlns:w="http://schemas.openxmlformats.org/wordprocessingml/2006/main" xmlns:w14="http://schemas.microsoft.com/office/word/2010/wordml" xmlns:w15="http://schemas.microsoft.com/office/word/2012/wordml" xmlns:w16cex="http://schemas.microsoft.com/office/word/2018/wordml/cex" xmlns:w16cid="http://schemas.microsoft.com/office/word/2016/wordml/cid" xmlns:w16="http://schemas.microsoft.com/office/word/2018/wordml" xmlns:w16du="http://schemas.microsoft.com/office/word/2023/wordml/word16du" xmlns:w16sdtdh="http://schemas.microsoft.com/office/word/2020/wordml/sdtdatahash" xmlns:w16sdtfl="http://schemas.microsoft.com/office/word/2024/wordml/sdtformatlock" xmlns:w16se="http://schemas.microsoft.com/office/word/2015/wordml/symex" xmlns:wpg="http://schemas.microsoft.com/office/word/2010/wordprocessingGroup" xmlns:wpi="http://schemas.microsoft.com/office/word/2010/wordprocessingInk" xmlns:wne="http://schemas.microsoft.com/office/word/2006/wordml" xmlns:wps="http://schemas.microsoft.com/office/word/2010/wordprocessingShape" mc:Ignorable="w14 w15 w16se w16cid w16 w16cex w16sdtdh w16sdtfl w16du wp14">
+  <w:abstractNum w:abstractNumId="0" w15:restartNumberingAfterBreak="0">
+    <w:nsid w:val="52914C5B"/>
+    <w:multiLevelType w:val="hybridMultilevel"/>
+    <w:tmpl w:val="E6781C60"/>
+    <w:lvl w:ilvl="0" w:tplc="04090011">
+      <w:start w:val="1"/>
+      <w:numFmt w:val="decimal"/>
+      <w:lvlText w:val="%1)"/>
+      <w:lvlJc w:val="left"/>
+      <w:pPr>
+        <w:ind w:left="720" w:hanging="360"/>
+      </w:pPr>
+      <w:rPr>
+        <w:rFonts w:hint="default"/>
+      </w:rPr>
+    </w:lvl>
+    <w:lvl w:ilvl="1" w:tplc="04090019" w:tentative="1">
+      <w:start w:val="1"/>
+      <w:numFmt w:val="lowerLetter"/>
+      <w:lvlText w:val="%2."/>
+      <w:lvlJc w:val="left"/>
+      <w:pPr>
+        <w:ind w:left="1440" w:hanging="360"/>
+      </w:pPr>
+    </w:lvl>
+    <w:lvl w:ilvl="2" w:tplc="0409001B" w:tentative="1">
+      <w:start w:val="1"/>
+      <w:numFmt w:val="lowerRoman"/>
+      <w:lvlText w:val="%3."/>
+      <w:lvlJc w:val="right"/>
+      <w:pPr>
+        <w:ind w:left="2160" w:hanging="180"/>
+      </w:pPr>
+    </w:lvl>
+    <w:lvl w:ilvl="3" w:tplc="0409000F" w:tentative="1">
+      <w:start w:val="1"/>
+      <w:numFmt w:val="decimal"/>
+      <w:lvlText w:val="%4."/>
+      <w:lvlJc w:val="left"/>
+      <w:pPr>
+        <w:ind w:left="2880" w:hanging="360"/>
+      </w:pPr>
+    </w:lvl>
+    <w:lvl w:ilvl="4" w:tplc="04090019" w:tentative="1">
+      <w:start w:val="1"/>
+      <w:numFmt w:val="lowerLetter"/>
+      <w:lvlText w:val="%5."/>
+      <w:lvlJc w:val="left"/>
+      <w:pPr>
+        <w:ind w:left="3600" w:hanging="360"/>
+      </w:pPr>
+    </w:lvl>
+    <w:lvl w:ilvl="5" w:tplc="0409001B" w:tentative="1">
+      <w:start w:val="1"/>
+      <w:numFmt w:val="lowerRoman"/>
+      <w:lvlText w:val="%6."/>
+      <w:lvlJc w:val="right"/>
+      <w:pPr>
+        <w:ind w:left="4320" w:hanging="180"/>
+      </w:pPr>
+    </w:lvl>
+    <w:lvl w:ilvl="6" w:tplc="0409000F" w:tentative="1">
+      <w:start w:val="1"/>
+      <w:numFmt w:val="decimal"/>
+      <w:lvlText w:val="%7."/>
+      <w:lvlJc w:val="left"/>
+      <w:pPr>
+        <w:ind w:left="5040" w:hanging="360"/>
+      </w:pPr>
+    </w:lvl>
+    <w:lvl w:ilvl="7" w:tplc="04090019" w:tentative="1">
+      <w:start w:val="1"/>
+      <w:numFmt w:val="lowerLetter"/>
+      <w:lvlText w:val="%8."/>
+      <w:lvlJc w:val="left"/>
+      <w:pPr>
+        <w:ind w:left="5760" w:hanging="360"/>
+      </w:pPr>
+    </w:lvl>
+    <w:lvl w:ilvl="8" w:tplc="0409001B" w:tentative="1">
+      <w:start w:val="1"/>
+      <w:numFmt w:val="lowerRoman"/>
+      <w:lvlText w:val="%9."/>
+      <w:lvlJc w:val="right"/>
+      <w:pPr>
+        <w:ind w:left="6480" w:hanging="180"/>
+      </w:pPr>
+    </w:lvl>
+  </w:abstractNum>
+  <w:num w:numId="1" w16cid:durableId="221908524">
+    <w:abstractNumId w:val="0"/>
+  </w:num>
+</w:numbering>
 </file>
 
 <file path=word/styles.xml><?xml version="1.0" encoding="utf-8"?>
